--- a/ove/public/docs/bi/src/ove75-l4-ol.docx
+++ b/ove/public/docs/bi/src/ove75-l4-ol.docx
@@ -1932,11 +1932,10 @@
     <w:p>
       <w:r>
         <w:rPr>
-          <w:i/>
-          <w:color w:val="555555"/>
-          <w:sz w:val="18"/>
-        </w:rPr>
-        <w:t xml:space="preserve">Поля, выделенные цветом («уточняется по ТКП»), заполняет изготовитель; остальные значения — исходные требования Заказчика (ИД ч.1/ч.2, ТЗ на БИ) и решения Базового инжиниринга.</w:t>
+          <w:color w:val="8A6200"/>
+          <w:sz w:val="17"/>
+        </w:rPr>
+        <w:t xml:space="preserve">Заливкой отмечены поля «уточняется по ТКП» — их заполняет поставщик; остальные значения — исходные требования Заказчика (исходные данные, техническое задание) и решения Базового инжиниринга.</w:t>
       </w:r>
     </w:p>
     <w:p>
@@ -1960,7 +1959,7 @@
         <w:rPr>
           <w:sz w:val="19"/>
         </w:rPr>
-        <w:t xml:space="preserve">— заполненный настоящий опросный лист (поля, выделенные цветом) и опросный лист завода при наличии;</w:t>
+        <w:t xml:space="preserve">— заполненный настоящий опросный лист (поля «уточняется по ТКП») и опросный лист завода при наличии;</w:t>
       </w:r>
     </w:p>
     <w:p>
@@ -3341,11 +3340,10 @@
     <w:p>
       <w:r>
         <w:rPr>
-          <w:i/>
-          <w:color w:val="555555"/>
-          <w:sz w:val="18"/>
-        </w:rPr>
-        <w:t xml:space="preserve">Поля, выделенные цветом («уточняется по ТКП»), заполняет изготовитель; остальные значения — исходные требования Заказчика (ИД ч.1/ч.2, ТЗ на БИ) и решения Базового инжиниринга.</w:t>
+          <w:color w:val="8A6200"/>
+          <w:sz w:val="17"/>
+        </w:rPr>
+        <w:t xml:space="preserve">Заливкой отмечены поля «уточняется по ТКП» — их заполняет поставщик; остальные значения — исходные требования Заказчика (исходные данные, техническое задание) и решения Базового инжиниринга.</w:t>
       </w:r>
     </w:p>
     <w:p>
@@ -3369,7 +3367,7 @@
         <w:rPr>
           <w:sz w:val="19"/>
         </w:rPr>
-        <w:t xml:space="preserve">— заполненный настоящий опросный лист (поля, выделенные цветом) и опросный лист завода при наличии;</w:t>
+        <w:t xml:space="preserve">— заполненный настоящий опросный лист (поля «уточняется по ТКП») и опросный лист завода при наличии;</w:t>
       </w:r>
     </w:p>
     <w:p>
